--- a/pt-br/Rafael Veneroso Morici - Curriculo.docx
+++ b/pt-br/Rafael Veneroso Morici - Curriculo.docx
@@ -241,7 +241,7 @@
         <w:pStyle w:val="Commarcadores"/>
       </w:pPr>
       <w:r>
-        <w:t>Referência técnica do time: participação ativa nas decisões de arquitetura das soluções, apoio na resolução de problemas complexos e condução de code review.</w:t>
+        <w:t>Referência técnica em time de 6 desenvolvedores: participação ativa nas decisões de arquitetura das soluções, apoio na resolução de problemas complexos e condução de code review.</w:t>
       </w:r>
     </w:p>
     <w:p>
@@ -605,31 +605,31 @@
       </w:rPr>
     </w:lvl>
   </w:abstractNum>
-  <w:num w:numId="1" w16cid:durableId="271788250">
+  <w:num w:numId="1" w16cid:durableId="652176165">
     <w:abstractNumId w:val="8"/>
   </w:num>
-  <w:num w:numId="2" w16cid:durableId="995107277">
+  <w:num w:numId="2" w16cid:durableId="48919313">
     <w:abstractNumId w:val="6"/>
   </w:num>
-  <w:num w:numId="3" w16cid:durableId="1417241044">
+  <w:num w:numId="3" w16cid:durableId="390809203">
     <w:abstractNumId w:val="5"/>
   </w:num>
-  <w:num w:numId="4" w16cid:durableId="279460286">
+  <w:num w:numId="4" w16cid:durableId="20009617">
     <w:abstractNumId w:val="4"/>
   </w:num>
-  <w:num w:numId="5" w16cid:durableId="1427920948">
+  <w:num w:numId="5" w16cid:durableId="1590311611">
     <w:abstractNumId w:val="7"/>
   </w:num>
-  <w:num w:numId="6" w16cid:durableId="68894153">
+  <w:num w:numId="6" w16cid:durableId="1577007718">
     <w:abstractNumId w:val="3"/>
   </w:num>
-  <w:num w:numId="7" w16cid:durableId="1462309050">
+  <w:num w:numId="7" w16cid:durableId="1019505429">
     <w:abstractNumId w:val="2"/>
   </w:num>
-  <w:num w:numId="8" w16cid:durableId="1963531615">
+  <w:num w:numId="8" w16cid:durableId="1034963693">
     <w:abstractNumId w:val="1"/>
   </w:num>
-  <w:num w:numId="9" w16cid:durableId="812596313">
+  <w:num w:numId="9" w16cid:durableId="209658808">
     <w:abstractNumId w:val="0"/>
   </w:num>
 </w:numbering>

--- a/pt-br/Rafael Veneroso Morici - Curriculo.docx
+++ b/pt-br/Rafael Veneroso Morici - Curriculo.docx
@@ -241,7 +241,7 @@
         <w:pStyle w:val="Commarcadores"/>
       </w:pPr>
       <w:r>
-        <w:t>Referência técnica em time de 6 desenvolvedores: participação ativa nas decisões de arquitetura das soluções, apoio na resolução de problemas complexos e condução de code review.</w:t>
+        <w:t>Reconhecido como referência técnica do time de 6 desenvolvedores — vários com 10 anos de casa — após 1 ano na empresa: participação ativa nas decisões de arquitetura das soluções, apoio na resolução de problemas complexos e condução de code review.</w:t>
       </w:r>
     </w:p>
     <w:p>
@@ -605,31 +605,31 @@
       </w:rPr>
     </w:lvl>
   </w:abstractNum>
-  <w:num w:numId="1" w16cid:durableId="652176165">
+  <w:num w:numId="1" w16cid:durableId="1512139017">
     <w:abstractNumId w:val="8"/>
   </w:num>
-  <w:num w:numId="2" w16cid:durableId="48919313">
+  <w:num w:numId="2" w16cid:durableId="1745252431">
     <w:abstractNumId w:val="6"/>
   </w:num>
-  <w:num w:numId="3" w16cid:durableId="390809203">
+  <w:num w:numId="3" w16cid:durableId="677003226">
     <w:abstractNumId w:val="5"/>
   </w:num>
-  <w:num w:numId="4" w16cid:durableId="20009617">
+  <w:num w:numId="4" w16cid:durableId="1676030648">
     <w:abstractNumId w:val="4"/>
   </w:num>
-  <w:num w:numId="5" w16cid:durableId="1590311611">
+  <w:num w:numId="5" w16cid:durableId="2136410484">
     <w:abstractNumId w:val="7"/>
   </w:num>
-  <w:num w:numId="6" w16cid:durableId="1577007718">
+  <w:num w:numId="6" w16cid:durableId="96995299">
     <w:abstractNumId w:val="3"/>
   </w:num>
-  <w:num w:numId="7" w16cid:durableId="1019505429">
+  <w:num w:numId="7" w16cid:durableId="956791866">
     <w:abstractNumId w:val="2"/>
   </w:num>
-  <w:num w:numId="8" w16cid:durableId="1034963693">
+  <w:num w:numId="8" w16cid:durableId="1825656509">
     <w:abstractNumId w:val="1"/>
   </w:num>
-  <w:num w:numId="9" w16cid:durableId="209658808">
+  <w:num w:numId="9" w16cid:durableId="1389456916">
     <w:abstractNumId w:val="0"/>
   </w:num>
 </w:numbering>

--- a/pt-br/Rafael Veneroso Morici - Curriculo.docx
+++ b/pt-br/Rafael Veneroso Morici - Curriculo.docx
@@ -126,7 +126,7 @@
         <w:pStyle w:val="Commarcadores"/>
       </w:pPr>
       <w:r>
-        <w:t>Desenvolvimento do sistema de cálculo de emissão de gases de efeito estufa (pegada de carbono) da UL Solutions, em C# e .NET, com APIs REST consumidas pelas aplicações do produto.</w:t>
+        <w:t>Desenvolvimento da nova plataforma de cálculo de emissão de gases de efeito estufa (pegada de carbono) em C# e .NET com APIs REST, destinada a substituir o sistema legado que atende os grandes clientes da UL Solutions.</w:t>
       </w:r>
     </w:p>
     <w:p>
@@ -134,7 +134,7 @@
         <w:pStyle w:val="Commarcadores"/>
       </w:pPr>
       <w:r>
-        <w:t>Modelagem e evolução do banco de dados relacional (SQL Server e PostgreSQL), incluindo consultas de agregação sobre grandes volumes de dados de emissão.</w:t>
+        <w:t>Modelagem e evolução do banco de dados relacional (SQL Server e PostgreSQL) do novo sistema.</w:t>
       </w:r>
     </w:p>
     <w:p>
@@ -142,7 +142,7 @@
         <w:pStyle w:val="Commarcadores"/>
       </w:pPr>
       <w:r>
-        <w:t>Publicação e sustentação dos serviços em Microsoft Azure.</w:t>
+        <w:t>Serviços hospedados em Microsoft Azure.</w:t>
       </w:r>
     </w:p>
     <w:p>
@@ -179,7 +179,6 @@
         <w:pStyle w:val="Commarcadores"/>
       </w:pPr>
       <w:r>
-        <w:lastRenderedPageBreak/>
         <w:t>ERPAgro: ERP vertical para o pequeno produtor rural, operado por WhatsApp em linguagem natural (camada MCP) e complementado por painel administrativo web; gera o LCDPR para a contabilidade do produtor.</w:t>
       </w:r>
     </w:p>
@@ -188,6 +187,7 @@
         <w:pStyle w:val="Commarcadores"/>
       </w:pPr>
       <w:r>
+        <w:lastRenderedPageBreak/>
         <w:t>Serviço de pagamentos: cobrança via Pix, boleto e cartão de crédito, com abstração sobre múltiplos provedores (Asaas e Inter), isolamento de dados por aplicação via API Key e webhooks assinados.</w:t>
       </w:r>
     </w:p>
@@ -233,7 +233,7 @@
         <w:pStyle w:val="Commarcadores"/>
       </w:pPr>
       <w:r>
-        <w:t>Desenvolvimento e sustentação dos sistemas web do banco em C# e .NET sobre o CMS Sitefinity.</w:t>
+        <w:t>Desenvolvimento e sustentação dos sistemas web do banco em C# e .NET sobre o CMS Sitefinity, que sustentaram picos de mais de 10 mil aberturas de conta por dia durante a pandemia.</w:t>
       </w:r>
     </w:p>
     <w:p>
@@ -249,7 +249,7 @@
         <w:pStyle w:val="Commarcadores"/>
       </w:pPr>
       <w:r>
-        <w:t>Responsável técnico pelos sistemas de afiliados e parceiros da instituição, incluindo regras de comissionamento e integrações com sistemas internos.</w:t>
+        <w:t>Responsável técnico pelos sistemas de afiliados e parceiros da instituição, com mais de 50 afiliados ativos, incluindo regras de comissionamento e integrações com sistemas internos.</w:t>
       </w:r>
     </w:p>
     <w:p>
@@ -331,7 +331,7 @@
         <w:pStyle w:val="Commarcadores"/>
       </w:pPr>
       <w:r>
-        <w:t>Desenvolvimento de ERP corporativo com interface desktop em WPF para usuários internos e Web Forms + WCF para clientes externos.</w:t>
+        <w:t>Construção, do zero, do ERP que passou a controlar a operação de uma empresa de mais de 100 funcionários, depois de tentativas frustradas de implantar SAP e TOTVS.</w:t>
       </w:r>
     </w:p>
     <w:p>
@@ -339,7 +339,7 @@
         <w:pStyle w:val="Commarcadores"/>
       </w:pPr>
       <w:r>
-        <w:t>Modelagem do domínio com Domain-Driven Design (DDD) e arquitetura em camadas.</w:t>
+        <w:t>Responsável pela modelagem do domínio com Domain-Driven Design (DDD) e pelo desenho da arquitetura em camadas do sistema.</w:t>
       </w:r>
     </w:p>
     <w:p>
@@ -347,7 +347,15 @@
         <w:pStyle w:val="Commarcadores"/>
       </w:pPr>
       <w:r>
-        <w:t>Manutenção evolutiva e corretiva sobre base de código legada.</w:t>
+        <w:t>Módulos de locação de equipamentos de informática — atividade-fim da empresa —, ordens de serviço, contratos, financeiro e SAC.</w:t>
+      </w:r>
+    </w:p>
+    <w:p>
+      <w:pPr>
+        <w:pStyle w:val="Commarcadores"/>
+      </w:pPr>
+      <w:r>
+        <w:t>Interface desktop em WPF para os usuários internos e Web Forms + WCF para os clientes externos.</w:t>
       </w:r>
     </w:p>
     <w:p>
@@ -605,31 +613,31 @@
       </w:rPr>
     </w:lvl>
   </w:abstractNum>
-  <w:num w:numId="1" w16cid:durableId="1512139017">
+  <w:num w:numId="1" w16cid:durableId="323634334">
     <w:abstractNumId w:val="8"/>
   </w:num>
-  <w:num w:numId="2" w16cid:durableId="1745252431">
+  <w:num w:numId="2" w16cid:durableId="791167089">
     <w:abstractNumId w:val="6"/>
   </w:num>
-  <w:num w:numId="3" w16cid:durableId="677003226">
+  <w:num w:numId="3" w16cid:durableId="1182278608">
     <w:abstractNumId w:val="5"/>
   </w:num>
-  <w:num w:numId="4" w16cid:durableId="1676030648">
+  <w:num w:numId="4" w16cid:durableId="1792167077">
     <w:abstractNumId w:val="4"/>
   </w:num>
-  <w:num w:numId="5" w16cid:durableId="2136410484">
+  <w:num w:numId="5" w16cid:durableId="2021076275">
     <w:abstractNumId w:val="7"/>
   </w:num>
-  <w:num w:numId="6" w16cid:durableId="96995299">
+  <w:num w:numId="6" w16cid:durableId="732238271">
     <w:abstractNumId w:val="3"/>
   </w:num>
-  <w:num w:numId="7" w16cid:durableId="956791866">
+  <w:num w:numId="7" w16cid:durableId="198015622">
     <w:abstractNumId w:val="2"/>
   </w:num>
-  <w:num w:numId="8" w16cid:durableId="1825656509">
+  <w:num w:numId="8" w16cid:durableId="701901390">
     <w:abstractNumId w:val="1"/>
   </w:num>
-  <w:num w:numId="9" w16cid:durableId="1389456916">
+  <w:num w:numId="9" w16cid:durableId="2006391697">
     <w:abstractNumId w:val="0"/>
   </w:num>
 </w:numbering>

--- a/pt-br/Rafael Veneroso Morici - Curriculo.docx
+++ b/pt-br/Rafael Veneroso Morici - Curriculo.docx
@@ -51,10 +51,10 @@
     </w:p>
     <w:p>
       <w:r>
-        <w:t>Desenvolvedor de software com mais de 9 anos de experiência em C# e .NET, construindo sistemas corporativos de ponta a ponta — do modelo de domínio à publicação em produção. Atuo como referência técnica do time, participando das decisões de arquitetura e apoiando outros desenvolvedores. Atuação em ERP, sistemas bancários, gestão de pessoas e, atualmente, cálculo de emissão de carbono. Trabalho com arquitetura em camadas e Domain-Driven Design (DDD), APIs REST, Blazor, SQL Server e PostgreSQL, containerizaçã</w:t>
+        <w:t xml:space="preserve">Desenvolvedor de software com mais de 15 anos de experiência, construindo sistemas corporativos em C# e .NET de ponta a ponta — do modelo de domínio à publicação em produção. Atuo como referência técnica de time e já respondi pela liderança técnica de squad, participando das decisões de arquitetura e apoiando outros desenvolvedores. Atuação em ERP, sistemas bancários, gestão de pessoas e, atualmente, cálculo de emissão de carbono. Trabalho com arquitetura em camadas e Domain-Driven Design (DDD), APIs REST, </w:t>
       </w:r>
       <w:r>
-        <w:t>o com Docker e pipelines de CI/CD em Microsoft Azure e Google Cloud Platform. Inglês avançado, com atuação diária em time distribuído e cliente internacional.</w:t>
+        <w:t>Blazor, SQL Server e PostgreSQL, containerização com Docker e pipelines de CI/CD em Microsoft Azure e Google Cloud Platform. Inglês avançado, com atuação diária em time distribuído e cliente internacional.</w:t>
       </w:r>
     </w:p>
     <w:p>
@@ -134,15 +134,7 @@
         <w:pStyle w:val="Commarcadores"/>
       </w:pPr>
       <w:r>
-        <w:t>Modelagem e evolução do banco de dados relacional (SQL Server e PostgreSQL) do novo sistema.</w:t>
-      </w:r>
-    </w:p>
-    <w:p>
-      <w:pPr>
-        <w:pStyle w:val="Commarcadores"/>
-      </w:pPr>
-      <w:r>
-        <w:t>Serviços hospedados em Microsoft Azure.</w:t>
+        <w:t>Modelagem e evolução do banco de dados relacional (SQL Server e PostgreSQL) do novo sistema, com os serviços hospedados em Microsoft Azure.</w:t>
       </w:r>
     </w:p>
     <w:p>
@@ -187,7 +179,6 @@
         <w:pStyle w:val="Commarcadores"/>
       </w:pPr>
       <w:r>
-        <w:lastRenderedPageBreak/>
         <w:t>Serviço de pagamentos: cobrança via Pix, boleto e cartão de crédito, com abstração sobre múltiplos provedores (Asaas e Inter), isolamento de dados por aplicação via API Key e webhooks assinados.</w:t>
       </w:r>
     </w:p>
@@ -204,6 +195,7 @@
         <w:pStyle w:val="Commarcadores"/>
       </w:pPr>
       <w:r>
+        <w:lastRenderedPageBreak/>
         <w:t>Esteira de CI/CD com GitHub Actions e ambientes segregados de desenvolvimento, homologação e produção.</w:t>
       </w:r>
     </w:p>
@@ -265,15 +257,7 @@
         <w:pStyle w:val="Commarcadores"/>
       </w:pPr>
       <w:r>
-        <w:t>Atuação em ambiente regulado do setor financeiro, com requisitos de segurança, rastreabilidade e auditoria.</w:t>
-      </w:r>
-    </w:p>
-    <w:p>
-      <w:pPr>
-        <w:pStyle w:val="Commarcadores"/>
-      </w:pPr>
-      <w:r>
-        <w:t>Comunicação diária em inglês com o time e as áreas de negócio no Canadá.</w:t>
+        <w:t>Atuação em ambiente regulado do setor financeiro — segurança, rastreabilidade e auditoria —, com comunicação diária em inglês com o time e as áreas de negócio no Canadá.</w:t>
       </w:r>
     </w:p>
     <w:p>
@@ -286,7 +270,7 @@
     </w:p>
     <w:p>
       <w:r>
-        <w:t>Programador Sênior | jul/2018 – jun/2019</w:t>
+        <w:t>Programador Sênior / Líder Técnico de Time | jul/2018 – jun/2019</w:t>
       </w:r>
     </w:p>
     <w:p>
@@ -294,7 +278,23 @@
         <w:pStyle w:val="Commarcadores"/>
       </w:pPr>
       <w:r>
-        <w:t>Desenvolvimento de plataforma SaaS de gestão de pessoas e desempenho, em C# com ASP.NET e front-end em Angular 2.</w:t>
+        <w:t>Liderança técnica de time de 3 desenvolvedores e 1 QA responsável pelo módulo de avaliação de desempenho da plataforma SaaS de gestão de RH.</w:t>
+      </w:r>
+    </w:p>
+    <w:p>
+      <w:pPr>
+        <w:pStyle w:val="Commarcadores"/>
+      </w:pPr>
+      <w:r>
+        <w:t>Desenvolvimento das funcionalidades de avaliação de colaboradores: matriz nine box e planos de sucessão para cargos-chave da organização.</w:t>
+      </w:r>
+    </w:p>
+    <w:p>
+      <w:pPr>
+        <w:pStyle w:val="Commarcadores"/>
+      </w:pPr>
+      <w:r>
+        <w:t>Plataforma em C# com ASP.NET e front-end em Angular 2, com APIs REST consumidas pela aplicação web.</w:t>
       </w:r>
     </w:p>
     <w:p>
@@ -303,14 +303,6 @@
       </w:pPr>
       <w:r>
         <w:t>Modelagem e otimização de banco de dados SQL Server.</w:t>
-      </w:r>
-    </w:p>
-    <w:p>
-      <w:pPr>
-        <w:pStyle w:val="Commarcadores"/>
-      </w:pPr>
-      <w:r>
-        <w:t>Construção de APIs REST consumidas pela aplicação web.</w:t>
       </w:r>
     </w:p>
     <w:p>
@@ -356,6 +348,11 @@
       </w:pPr>
       <w:r>
         <w:t>Interface desktop em WPF para os usuários internos e Web Forms + WCF para os clientes externos.</w:t>
+      </w:r>
+    </w:p>
+    <w:p>
+      <w:r>
+        <w:t>Experiências anteriores a 2017 disponíveis mediante solicitação.</w:t>
       </w:r>
     </w:p>
     <w:p>
@@ -613,31 +610,31 @@
       </w:rPr>
     </w:lvl>
   </w:abstractNum>
-  <w:num w:numId="1" w16cid:durableId="323634334">
+  <w:num w:numId="1" w16cid:durableId="191502071">
     <w:abstractNumId w:val="8"/>
   </w:num>
-  <w:num w:numId="2" w16cid:durableId="791167089">
+  <w:num w:numId="2" w16cid:durableId="1115104010">
     <w:abstractNumId w:val="6"/>
   </w:num>
-  <w:num w:numId="3" w16cid:durableId="1182278608">
+  <w:num w:numId="3" w16cid:durableId="1198663442">
     <w:abstractNumId w:val="5"/>
   </w:num>
-  <w:num w:numId="4" w16cid:durableId="1792167077">
+  <w:num w:numId="4" w16cid:durableId="601575172">
     <w:abstractNumId w:val="4"/>
   </w:num>
-  <w:num w:numId="5" w16cid:durableId="2021076275">
+  <w:num w:numId="5" w16cid:durableId="1781727924">
     <w:abstractNumId w:val="7"/>
   </w:num>
-  <w:num w:numId="6" w16cid:durableId="732238271">
+  <w:num w:numId="6" w16cid:durableId="174343014">
     <w:abstractNumId w:val="3"/>
   </w:num>
-  <w:num w:numId="7" w16cid:durableId="198015622">
+  <w:num w:numId="7" w16cid:durableId="1709378748">
     <w:abstractNumId w:val="2"/>
   </w:num>
-  <w:num w:numId="8" w16cid:durableId="701901390">
+  <w:num w:numId="8" w16cid:durableId="1769229785">
     <w:abstractNumId w:val="1"/>
   </w:num>
-  <w:num w:numId="9" w16cid:durableId="2006391697">
+  <w:num w:numId="9" w16cid:durableId="1483736616">
     <w:abstractNumId w:val="0"/>
   </w:num>
 </w:numbering>
@@ -1038,7 +1035,7 @@
     </w:pPr>
     <w:rPr>
       <w:rFonts w:ascii="Calibri" w:hAnsi="Calibri"/>
-      <w:sz w:val="21"/>
+      <w:sz w:val="20"/>
     </w:rPr>
   </w:style>
   <w:style w:type="paragraph" w:styleId="Ttulo1">
@@ -1076,7 +1073,7 @@
     <w:pPr>
       <w:keepNext/>
       <w:keepLines/>
-      <w:spacing w:before="200" w:after="40"/>
+      <w:spacing w:before="160" w:after="40"/>
       <w:outlineLvl w:val="1"/>
     </w:pPr>
     <w:rPr>
@@ -1084,7 +1081,7 @@
       <w:b/>
       <w:bCs/>
       <w:color w:val="1F1F1F"/>
-      <w:sz w:val="25"/>
+      <w:sz w:val="24"/>
       <w:szCs w:val="26"/>
     </w:rPr>
   </w:style>
@@ -1221,7 +1218,6 @@
     <w:rPr>
       <w:rFonts w:asciiTheme="majorHAnsi" w:eastAsiaTheme="majorEastAsia" w:hAnsiTheme="majorHAnsi" w:cstheme="majorBidi"/>
       <w:color w:val="4F81BD" w:themeColor="accent1"/>
-      <w:sz w:val="20"/>
       <w:szCs w:val="20"/>
     </w:rPr>
   </w:style>
@@ -1246,7 +1242,6 @@
       <w:i/>
       <w:iCs/>
       <w:color w:val="404040" w:themeColor="text1" w:themeTint="BF"/>
-      <w:sz w:val="20"/>
       <w:szCs w:val="20"/>
     </w:rPr>
   </w:style>

--- a/pt-br/Rafael Veneroso Morici - Curriculo.docx
+++ b/pt-br/Rafael Veneroso Morici - Curriculo.docx
@@ -51,10 +51,10 @@
     </w:p>
     <w:p>
       <w:r>
-        <w:t xml:space="preserve">Desenvolvedor de software com mais de 15 anos de experiência, construindo sistemas corporativos em C# e .NET de ponta a ponta — do modelo de domínio à publicação em produção. Atuo como referência técnica de time e já respondi pela liderança técnica de squad, participando das decisões de arquitetura e apoiando outros desenvolvedores. Atuação em ERP, sistemas bancários, gestão de pessoas e, atualmente, cálculo de emissão de carbono. Trabalho com arquitetura em camadas e Domain-Driven Design (DDD), APIs REST, </w:t>
+        <w:t>Desenvolvedor de software com mais de 15 anos de experiência, construindo sistemas corporativos em C# e .NET de ponta a ponta — do modelo de domínio à publicação em produção. Atuo como referência técnica de time e já respondi pela liderança técnica de squad, participando das decisões de arquitetura e apoiando outros desenvolvedores. Atuação em ERP, sistemas bancários, gestão de pessoas e, atualmente, cálculo de emissão de carbono. Trabalho com Vertical Slice Architecture (VSA), arquitetura em camadas e Doma</w:t>
       </w:r>
       <w:r>
-        <w:t>Blazor, SQL Server e PostgreSQL, containerização com Docker e pipelines de CI/CD em Microsoft Azure e Google Cloud Platform. Inglês avançado, com atuação diária em time distribuído e cliente internacional.</w:t>
+        <w:t>in-Driven Design (DDD), APIs REST, Blazor, SQL Server e PostgreSQL, containerização com Docker e pipelines de CI/CD em Microsoft Azure e Google Cloud Platform. Inglês avançado, com atuação diária em time distribuído e cliente internacional.</w:t>
       </w:r>
     </w:p>
     <w:p>
@@ -72,7 +72,7 @@
     </w:p>
     <w:p>
       <w:r>
-        <w:t>Arquitetura: Domain-Driven Design (DDD), arquitetura em camadas, APIs REST, integração entre sistemas, serviços multi-tenant, autenticação e autorização (OAuth 2.0 / OpenID Connect)</w:t>
+        <w:t>Arquitetura: Vertical Slice Architecture (VSA), Domain-Driven Design (DDD), arquitetura em camadas, APIs REST, integração entre sistemas, serviços multi-tenant, autenticação e autorização (OAuth 2.0 / OpenID Connect)</w:t>
       </w:r>
     </w:p>
     <w:p>
@@ -163,7 +163,7 @@
         <w:pStyle w:val="Commarcadores"/>
       </w:pPr>
       <w:r>
-        <w:t>Concepção e implementação, do zero até produção, de um ecossistema de aplicações em .NET 10, Blazor Server, Entity Framework Core e PostgreSQL, publicado em VPS Linux com Docker, Nginx e SSL.</w:t>
+        <w:t>Concepção e implementação, do zero até produção, de um ecossistema de aplicações em Vertical Slice Architecture (VSA), com .NET 10, Blazor Server, Entity Framework Core e PostgreSQL, publicado em VPS Linux com Docker, Nginx e SSL.</w:t>
       </w:r>
     </w:p>
     <w:p>
@@ -187,6 +187,7 @@
         <w:pStyle w:val="Commarcadores"/>
       </w:pPr>
       <w:r>
+        <w:lastRenderedPageBreak/>
         <w:t>Serviço de identidade centralizado (autenticação e autorização) consumido por todas as aplicações do ecossistema.</w:t>
       </w:r>
     </w:p>
@@ -195,7 +196,6 @@
         <w:pStyle w:val="Commarcadores"/>
       </w:pPr>
       <w:r>
-        <w:lastRenderedPageBreak/>
         <w:t>Esteira de CI/CD com GitHub Actions e ambientes segregados de desenvolvimento, homologação e produção.</w:t>
       </w:r>
     </w:p>
@@ -610,31 +610,31 @@
       </w:rPr>
     </w:lvl>
   </w:abstractNum>
-  <w:num w:numId="1" w16cid:durableId="191502071">
+  <w:num w:numId="1" w16cid:durableId="244724361">
     <w:abstractNumId w:val="8"/>
   </w:num>
-  <w:num w:numId="2" w16cid:durableId="1115104010">
+  <w:num w:numId="2" w16cid:durableId="398137565">
     <w:abstractNumId w:val="6"/>
   </w:num>
-  <w:num w:numId="3" w16cid:durableId="1198663442">
+  <w:num w:numId="3" w16cid:durableId="220336577">
     <w:abstractNumId w:val="5"/>
   </w:num>
-  <w:num w:numId="4" w16cid:durableId="601575172">
+  <w:num w:numId="4" w16cid:durableId="105732360">
     <w:abstractNumId w:val="4"/>
   </w:num>
-  <w:num w:numId="5" w16cid:durableId="1781727924">
+  <w:num w:numId="5" w16cid:durableId="901138598">
     <w:abstractNumId w:val="7"/>
   </w:num>
-  <w:num w:numId="6" w16cid:durableId="174343014">
+  <w:num w:numId="6" w16cid:durableId="1348823041">
     <w:abstractNumId w:val="3"/>
   </w:num>
-  <w:num w:numId="7" w16cid:durableId="1709378748">
+  <w:num w:numId="7" w16cid:durableId="377314351">
     <w:abstractNumId w:val="2"/>
   </w:num>
-  <w:num w:numId="8" w16cid:durableId="1769229785">
+  <w:num w:numId="8" w16cid:durableId="1470367576">
     <w:abstractNumId w:val="1"/>
   </w:num>
-  <w:num w:numId="9" w16cid:durableId="1483736616">
+  <w:num w:numId="9" w16cid:durableId="67460352">
     <w:abstractNumId w:val="0"/>
   </w:num>
 </w:numbering>

--- a/pt-br/Rafael Veneroso Morici - Curriculo.docx
+++ b/pt-br/Rafael Veneroso Morici - Curriculo.docx
@@ -29,6 +29,11 @@
     <w:p>
       <w:r>
         <w:t>E-mail: rvenerosomorici@gmail.com</w:t>
+      </w:r>
+    </w:p>
+    <w:p>
+      <w:r>
+        <w:t>Currículo online: rvmtech.com.br</w:t>
       </w:r>
     </w:p>
     <w:p>
@@ -179,6 +184,7 @@
         <w:pStyle w:val="Commarcadores"/>
       </w:pPr>
       <w:r>
+        <w:lastRenderedPageBreak/>
         <w:t>Serviço de pagamentos: cobrança via Pix, boleto e cartão de crédito, com abstração sobre múltiplos provedores (Asaas e Inter), isolamento de dados por aplicação via API Key e webhooks assinados.</w:t>
       </w:r>
     </w:p>
@@ -187,7 +193,6 @@
         <w:pStyle w:val="Commarcadores"/>
       </w:pPr>
       <w:r>
-        <w:lastRenderedPageBreak/>
         <w:t>Serviço de identidade centralizado (autenticação e autorização) consumido por todas as aplicações do ecossistema.</w:t>
       </w:r>
     </w:p>
@@ -610,31 +615,31 @@
       </w:rPr>
     </w:lvl>
   </w:abstractNum>
-  <w:num w:numId="1" w16cid:durableId="244724361">
+  <w:num w:numId="1" w16cid:durableId="587886991">
     <w:abstractNumId w:val="8"/>
   </w:num>
-  <w:num w:numId="2" w16cid:durableId="398137565">
+  <w:num w:numId="2" w16cid:durableId="1280717693">
     <w:abstractNumId w:val="6"/>
   </w:num>
-  <w:num w:numId="3" w16cid:durableId="220336577">
+  <w:num w:numId="3" w16cid:durableId="1860460431">
     <w:abstractNumId w:val="5"/>
   </w:num>
-  <w:num w:numId="4" w16cid:durableId="105732360">
+  <w:num w:numId="4" w16cid:durableId="1622297191">
     <w:abstractNumId w:val="4"/>
   </w:num>
-  <w:num w:numId="5" w16cid:durableId="901138598">
+  <w:num w:numId="5" w16cid:durableId="537470136">
     <w:abstractNumId w:val="7"/>
   </w:num>
-  <w:num w:numId="6" w16cid:durableId="1348823041">
+  <w:num w:numId="6" w16cid:durableId="1603801559">
     <w:abstractNumId w:val="3"/>
   </w:num>
-  <w:num w:numId="7" w16cid:durableId="377314351">
+  <w:num w:numId="7" w16cid:durableId="110905409">
     <w:abstractNumId w:val="2"/>
   </w:num>
-  <w:num w:numId="8" w16cid:durableId="1470367576">
+  <w:num w:numId="8" w16cid:durableId="273634604">
     <w:abstractNumId w:val="1"/>
   </w:num>
-  <w:num w:numId="9" w16cid:durableId="67460352">
+  <w:num w:numId="9" w16cid:durableId="1856458280">
     <w:abstractNumId w:val="0"/>
   </w:num>
 </w:numbering>
